--- a/server/templates/library/client-money-and-property-policy/template.docx
+++ b/server/templates/library/client-money-and-property-policy/template.docx
@@ -5244,7 +5244,7 @@
               <w:szCs w:val="16"/>
               <w:rtl w:val="0"/>
             </w:rPr>
-            <w:t>The Board of Spring 2 Health Pty Ltd</w:t>
+            <w:t>The Board of {org.legal_name}</w:t>
           </w:r>
           <w:r>
             <w:rPr>
@@ -5739,7 +5739,7 @@
         <w:szCs w:val="28"/>
         <w:rtl w:val="0"/>
       </w:rPr>
-      <w:t>Spring 2 Health ABN 71 665 820 986</w:t>
+      <w:t>{org.name} ABN {org.abn}</w:t>
     </w:r>
     <w:r>
       <w:rPr>

--- a/server/templates/library/client-money-and-property-policy/template.docx
+++ b/server/templates/library/client-money-and-property-policy/template.docx
@@ -5572,6 +5572,15 @@
 <w:hdr xmlns:mc="http://schemas.openxmlformats.org/markup-compatibility/2006" xmlns:o="urn:schemas-microsoft-com:office:office" xmlns:r="http://schemas.openxmlformats.org/officeDocument/2006/relationships" xmlns:m="http://schemas.openxmlformats.org/officeDocument/2006/math" xmlns:v="urn:schemas-microsoft-com:vml" xmlns:wp="http://schemas.openxmlformats.org/drawingml/2006/wordprocessingDrawing" xmlns:w10="urn:schemas-microsoft-com:office:word" xmlns:w="http://schemas.openxmlformats.org/wordprocessingml/2006/main" xmlns:wne="http://schemas.microsoft.com/office/word/2006/wordml" xmlns:sl="http://schemas.openxmlformats.org/schemaLibrary/2006/main" xmlns:a="http://schemas.openxmlformats.org/drawingml/2006/main" xmlns:pic="http://schemas.openxmlformats.org/drawingml/2006/picture" xmlns:c="http://schemas.openxmlformats.org/drawingml/2006/chart" xmlns:lc="http://schemas.openxmlformats.org/drawingml/2006/lockedCanvas" xmlns:dgm="http://schemas.openxmlformats.org/drawingml/2006/diagram" xmlns:wps="http://schemas.microsoft.com/office/word/2010/wordprocessingShape" xmlns:wpg="http://schemas.microsoft.com/office/word/2010/wordprocessingGroup" xmlns:w14="http://schemas.microsoft.com/office/word/2010/wordml" xmlns:w15="http://schemas.microsoft.com/office/word/2012/wordml">
   <w:p>
     <w:pPr>
+      <w:spacing w:before="0" w:after="80"/>
+      <w:jc w:val="left"/>
+    </w:pPr>
+    <w:r>
+      <w:t xml:space="preserve">{%org_logo}</w:t>
+    </w:r>
+  </w:p>
+  <w:p>
+    <w:pPr>
       <w:keepNext w:val="0"/>
       <w:keepLines w:val="0"/>
       <w:pageBreakBefore w:val="0"/>
@@ -5679,6 +5688,15 @@
 <w:hdr xmlns:mc="http://schemas.openxmlformats.org/markup-compatibility/2006" xmlns:o="urn:schemas-microsoft-com:office:office" xmlns:r="http://schemas.openxmlformats.org/officeDocument/2006/relationships" xmlns:m="http://schemas.openxmlformats.org/officeDocument/2006/math" xmlns:v="urn:schemas-microsoft-com:vml" xmlns:wp="http://schemas.openxmlformats.org/drawingml/2006/wordprocessingDrawing" xmlns:w10="urn:schemas-microsoft-com:office:word" xmlns:w="http://schemas.openxmlformats.org/wordprocessingml/2006/main" xmlns:wne="http://schemas.microsoft.com/office/word/2006/wordml" xmlns:sl="http://schemas.openxmlformats.org/schemaLibrary/2006/main" xmlns:a="http://schemas.openxmlformats.org/drawingml/2006/main" xmlns:pic="http://schemas.openxmlformats.org/drawingml/2006/picture" xmlns:c="http://schemas.openxmlformats.org/drawingml/2006/chart" xmlns:lc="http://schemas.openxmlformats.org/drawingml/2006/lockedCanvas" xmlns:dgm="http://schemas.openxmlformats.org/drawingml/2006/diagram" xmlns:wps="http://schemas.microsoft.com/office/word/2010/wordprocessingShape" xmlns:wpg="http://schemas.microsoft.com/office/word/2010/wordprocessingGroup" xmlns:w14="http://schemas.microsoft.com/office/word/2010/wordml" xmlns:w15="http://schemas.microsoft.com/office/word/2012/wordml">
   <w:p>
     <w:pPr>
+      <w:spacing w:before="0" w:after="80"/>
+      <w:jc w:val="left"/>
+    </w:pPr>
+    <w:r>
+      <w:t xml:space="preserve">{%org_logo}</w:t>
+    </w:r>
+  </w:p>
+  <w:p>
+    <w:pPr>
       <w:keepNext w:val="0"/>
       <w:keepLines w:val="0"/>
       <w:pageBreakBefore w:val="0"/>
@@ -5722,6 +5740,15 @@
 
 <file path=word/header3.xml><?xml version="1.0" encoding="utf-8"?>
 <w:hdr xmlns:mc="http://schemas.openxmlformats.org/markup-compatibility/2006" xmlns:o="urn:schemas-microsoft-com:office:office" xmlns:r="http://schemas.openxmlformats.org/officeDocument/2006/relationships" xmlns:m="http://schemas.openxmlformats.org/officeDocument/2006/math" xmlns:v="urn:schemas-microsoft-com:vml" xmlns:wp="http://schemas.openxmlformats.org/drawingml/2006/wordprocessingDrawing" xmlns:w10="urn:schemas-microsoft-com:office:word" xmlns:w="http://schemas.openxmlformats.org/wordprocessingml/2006/main" xmlns:wne="http://schemas.microsoft.com/office/word/2006/wordml" xmlns:sl="http://schemas.openxmlformats.org/schemaLibrary/2006/main" xmlns:a="http://schemas.openxmlformats.org/drawingml/2006/main" xmlns:pic="http://schemas.openxmlformats.org/drawingml/2006/picture" xmlns:c="http://schemas.openxmlformats.org/drawingml/2006/chart" xmlns:lc="http://schemas.openxmlformats.org/drawingml/2006/lockedCanvas" xmlns:dgm="http://schemas.openxmlformats.org/drawingml/2006/diagram" xmlns:wps="http://schemas.microsoft.com/office/word/2010/wordprocessingShape" xmlns:wpg="http://schemas.microsoft.com/office/word/2010/wordprocessingGroup" xmlns:w14="http://schemas.microsoft.com/office/word/2010/wordml" xmlns:w15="http://schemas.microsoft.com/office/word/2012/wordml">
+  <w:p>
+    <w:pPr>
+      <w:spacing w:before="0" w:after="80"/>
+      <w:jc w:val="left"/>
+    </w:pPr>
+    <w:r>
+      <w:t xml:space="preserve">{%org_logo}</w:t>
+    </w:r>
+  </w:p>
   <w:p>
     <w:pPr>
       <w:pageBreakBefore w:val="0"/>

--- a/server/templates/library/client-money-and-property-policy/template.docx
+++ b/server/templates/library/client-money-and-property-policy/template.docx
@@ -147,11 +147,6 @@
           <w:rtl w:val="0"/>
         </w:rPr>
         <w:t>In this regard, {org.name} aims to demonstrate each of the following quality indicators through the application of this Policy and the relevant systems, procedures, workflows and other strategies referred to in this Policy and the Related Documentation:</w:t>
-      </w:r>
-      <w:r>
-        <w:rPr>
-          <w:rtl w:val="0"/>
-        </w:rPr>
       </w:r>
     </w:p>
     <w:p>
@@ -1703,7 +1698,7 @@
                 <w:vertAlign w:val="baseline"/>
                 <w:rtl w:val="0"/>
               </w:rPr>
-              <w:t xml:space="preserve"> Client has provided their written consent to use the Client’s money and property and has specified the relevant purposes where </w:t>
+              <w:t xml:space="preserve"> Client has given consent (which in practice is often given verbally at the time and recorded in the Client’s progress notes) to use the Client’s money and property and has specified the relevant purposes where </w:t>
             </w:r>
             <w:r>
               <w:rPr>
@@ -1773,7 +1768,7 @@
                 <w:rFonts w:ascii="Arial" w:cs="Arial" w:eastAsia="Arial" w:hAnsi="Arial"/>
                 <w:rtl w:val="0"/>
               </w:rPr>
-              <w:t>A written</w:t>
+              <w:t>A</w:t>
             </w:r>
             <w:r>
               <w:rPr>
@@ -1789,7 +1784,7 @@
                 <w:vertAlign w:val="baseline"/>
                 <w:rtl w:val="0"/>
               </w:rPr>
-              <w:t xml:space="preserve"> record of the Client’s valuables/property is made and kept on the Client’s information file. This record must be signed by the Principal.</w:t>
+              <w:t xml:space="preserve"> record of what money or property (e.g. cash, wallet) was held is made in the Client’s progress notes for that session.</w:t>
             </w:r>
           </w:p>
         </w:tc>
@@ -2456,7 +2451,7 @@
                 <w:rFonts w:ascii="Arial" w:cs="Arial" w:eastAsia="Arial" w:hAnsi="Arial"/>
                 <w:rtl w:val="0"/>
               </w:rPr>
-              <w:t>ATM, debit and credit cards can be very useful. However, cards operated in conjunction with PINs present particular problems concerning Client security and {org.name}’s access to a Client’s money. In supporting Clients, Workers must consider and weigh up Client rights and freedoms against security and {org.name}’s duty to the Client.</w:t>
+              <w:t>In practice, {org.name} does not access or hold Client PINs, passwords or bank account details, and Workers do not provide formal money management training under this section. ATM, debit and credit cards can be very useful. However, cards operated in conjunction with PINs present particular problems concerning Client security and {org.name}’s access to a Client’s money. In supporting Clients, Workers must consider and weigh up Client rights and freedoms against security and {org.name}’s duty to the Client.</w:t>
             </w:r>
           </w:p>
           <w:p>
@@ -4189,11 +4184,6 @@
           <w:rtl w:val="0"/>
         </w:rPr>
         <w:t>The Board of {org.legal_name}</w:t>
-      </w:r>
-      <w:r>
-        <w:rPr>
-          <w:rtl w:val="0"/>
-        </w:rPr>
       </w:r>
     </w:p>
     <w:p>

--- a/server/templates/library/client-money-and-property-policy/template.docx
+++ b/server/templates/library/client-money-and-property-policy/template.docx
@@ -1450,7 +1450,7 @@
           <w:vertAlign w:val="baseline"/>
           <w:rtl w:val="0"/>
         </w:rPr>
-        <w:t xml:space="preserve">The Policy is supported by the following Procedures which are intended to clarify the responsibilities of the board, Principal, Key Management Personnel and other Workers and make explicit the underlying principles of the Policy. The Procedures work together dynamically and are relevant to all parts of </w:t>
+        <w:t xml:space="preserve">The Policy is supported by the following Procedures which are intended to clarify the responsibilities of Principal, Key Management Personnel and other Workers and make explicit the underlying principles of the Policy. The Procedures work together dynamically and are relevant to all parts of </w:t>
       </w:r>
       <w:r>
         <w:rPr>
@@ -4183,7 +4183,7 @@
         <w:rPr>
           <w:rtl w:val="0"/>
         </w:rPr>
-        <w:t>The Board of {org.legal_name}</w:t>
+        <w:t>{org.signatory.name}, Director of {org.legal_name}</w:t>
       </w:r>
     </w:p>
     <w:p>

--- a/server/templates/library/client-money-and-property-policy/template.docx
+++ b/server/templates/library/client-money-and-property-policy/template.docx
@@ -147,6 +147,11 @@
           <w:rtl w:val="0"/>
         </w:rPr>
         <w:t>In this regard, {org.name} aims to demonstrate each of the following quality indicators through the application of this Policy and the relevant systems, procedures, workflows and other strategies referred to in this Policy and the Related Documentation:</w:t>
+      </w:r>
+      <w:r>
+        <w:rPr>
+          <w:rtl w:val="0"/>
+        </w:rPr>
       </w:r>
     </w:p>
     <w:p>
@@ -1450,7 +1455,7 @@
           <w:vertAlign w:val="baseline"/>
           <w:rtl w:val="0"/>
         </w:rPr>
-        <w:t xml:space="preserve">The Policy is supported by the following Procedures which are intended to clarify the responsibilities of Principal, Key Management Personnel and other Workers and make explicit the underlying principles of the Policy. The Procedures work together dynamically and are relevant to all parts of </w:t>
+        <w:t xml:space="preserve">The Policy is supported by the following Procedures which are intended to clarify the responsibilities of the board, Principal, Key Management Personnel and other Workers and make explicit the underlying principles of the Policy. The Procedures work together dynamically and are relevant to all parts of </w:t>
       </w:r>
       <w:r>
         <w:rPr>
@@ -1698,7 +1703,7 @@
                 <w:vertAlign w:val="baseline"/>
                 <w:rtl w:val="0"/>
               </w:rPr>
-              <w:t xml:space="preserve"> Client has given consent (which in practice is often given verbally at the time and recorded in the Client’s progress notes) to use the Client’s money and property and has specified the relevant purposes where </w:t>
+              <w:t xml:space="preserve"> Client has provided their written consent to use the Client’s money and property and has specified the relevant purposes where </w:t>
             </w:r>
             <w:r>
               <w:rPr>
@@ -1768,7 +1773,7 @@
                 <w:rFonts w:ascii="Arial" w:cs="Arial" w:eastAsia="Arial" w:hAnsi="Arial"/>
                 <w:rtl w:val="0"/>
               </w:rPr>
-              <w:t>A</w:t>
+              <w:t>A written</w:t>
             </w:r>
             <w:r>
               <w:rPr>
@@ -1784,7 +1789,7 @@
                 <w:vertAlign w:val="baseline"/>
                 <w:rtl w:val="0"/>
               </w:rPr>
-              <w:t xml:space="preserve"> record of what money or property (e.g. cash, wallet) was held is made in the Client’s progress notes for that session.</w:t>
+              <w:t xml:space="preserve"> record of the Client’s valuables/property is made and kept on the Client’s information file. This record must be signed by the Principal.</w:t>
             </w:r>
           </w:p>
         </w:tc>
@@ -2451,7 +2456,7 @@
                 <w:rFonts w:ascii="Arial" w:cs="Arial" w:eastAsia="Arial" w:hAnsi="Arial"/>
                 <w:rtl w:val="0"/>
               </w:rPr>
-              <w:t>In practice, {org.name} does not access or hold Client PINs, passwords or bank account details, and Workers do not provide formal money management training under this section. ATM, debit and credit cards can be very useful. However, cards operated in conjunction with PINs present particular problems concerning Client security and {org.name}’s access to a Client’s money. In supporting Clients, Workers must consider and weigh up Client rights and freedoms against security and {org.name}’s duty to the Client.</w:t>
+              <w:t>ATM, debit and credit cards can be very useful. However, cards operated in conjunction with PINs present particular problems concerning Client security and {org.name}’s access to a Client’s money. In supporting Clients, Workers must consider and weigh up Client rights and freedoms against security and {org.name}’s duty to the Client.</w:t>
             </w:r>
           </w:p>
           <w:p>
@@ -4183,7 +4188,12 @@
         <w:rPr>
           <w:rtl w:val="0"/>
         </w:rPr>
-        <w:t>{org.signatory.name}, Director of {org.legal_name}</w:t>
+        <w:t>The Board of {org.legal_name}</w:t>
+      </w:r>
+      <w:r>
+        <w:rPr>
+          <w:rtl w:val="0"/>
+        </w:rPr>
       </w:r>
     </w:p>
     <w:p>
